--- a/docs/nekt/relatorio-executivo-pilotos-medalhao-2026-09-08.docx
+++ b/docs/nekt/relatorio-executivo-pilotos-medalhao-2026-09-08.docx
@@ -229,7 +229,7 @@
                 <w:sz w:val="300"/>
                 <w:szCs w:val="300"/>
               </w:rPr>
-              <w:t xml:space="preserve">R$ 3,66 mi</w:t>
+              <w:t xml:space="preserve">R$ 3,67 mi</w:t>
             </w:r>
           </w:p>
           <w:p>
@@ -291,7 +291,7 @@
                 <w:sz w:val="150"/>
                 <w:szCs w:val="150"/>
               </w:rPr>
-              <w:t xml:space="preserve">tabelas na camada Trusted, sendo 5 publicadas hoje</w:t>
+              <w:t xml:space="preserve">tabelas na Trusted, sendo 5 publicadas e materializadas hoje</w:t>
             </w:r>
           </w:p>
         </w:tc>
@@ -404,7 +404,7 @@
           <w:sz w:val="150"/>
           <w:szCs w:val="150"/>
         </w:rPr>
-        <w:t xml:space="preserve">Verba apurada em 08/09/2026: R$ 1.342.354,13 em Google Ads (35 contas em reais) e R$ 2.318.791,22 em Meta (7 contas). A conta Move Rental Cars fatura em dólar — US$ 19.600,06 — e por decisão de arquitetura </w:t>
+        <w:t xml:space="preserve">Verba apurada na camada de consumo em 08/09/2026, depois da carga desta terça: R$ 1.355.603,00 em Google Ads (35 contas em reais) e R$ 2.318.791,22 em Meta (7 contas). A conta Move Rental Cars fatura em dólar — US$ 19.925,49 — e por decisão de arquitetura </w:t>
       </w:r>
       <w:r>
         <w:rPr>
@@ -808,7 +808,7 @@
                 <w:sz w:val="170"/>
                 <w:szCs w:val="170"/>
               </w:rPr>
-              <w:t xml:space="preserve">R$ 59.113,18</w:t>
+              <w:t xml:space="preserve">R$ 59.470,73</w:t>
             </w:r>
           </w:p>
         </w:tc>
@@ -995,7 +995,7 @@
                 <w:sz w:val="170"/>
                 <w:szCs w:val="170"/>
               </w:rPr>
-              <w:t xml:space="preserve">R$ 32.689,70</w:t>
+              <w:t xml:space="preserve">R$ 33.095,68</w:t>
             </w:r>
           </w:p>
         </w:tc>
@@ -1182,7 +1182,7 @@
                 <w:sz w:val="170"/>
                 <w:szCs w:val="170"/>
               </w:rPr>
-              <w:t xml:space="preserve">US$ 19.600,06</w:t>
+              <w:t xml:space="preserve">US$ 19.925,49</w:t>
             </w:r>
           </w:p>
         </w:tc>
@@ -2103,7 +2103,7 @@
           <w:sz w:val="200"/>
           <w:szCs w:val="200"/>
         </w:rPr>
-        <w:t xml:space="preserve"> publicados na camada Trusted, consolidando as 39 contas em cada um. Abrem análise de público, geografia e termo de busca que antes não existia na base.</w:t>
+        <w:t xml:space="preserve"> publicados na camada Trusted e materializados no ciclo de carga desta terça, consolidando as 39 contas em cada um. Abrem análise de público, geografia e termo de busca que antes não existia na base. Somam 4,2 milhões de registros, o maior deles o de termo de busca com 2,96 milhões.</w:t>
       </w:r>
     </w:p>
     <w:p>
@@ -2133,7 +2133,37 @@
           <w:sz w:val="200"/>
           <w:szCs w:val="200"/>
         </w:rPr>
-        <w:t xml:space="preserve"> Até hoje representava apenas o Google — cerca de 37% da verba. Passa a representar as duas plataformas.</w:t>
+        <w:t xml:space="preserve"> Até hoje representava apenas o Google — cerca de 37% da verba. Passa a representar as duas plataformas, com 82.146 registros e R$ 3,67 milhões.</w:t>
+      </w:r>
+    </w:p>
+    <w:p>
+      <w:pPr>
+        <w:pStyle w:val="ListParagraph"/>
+        <w:numPr>
+          <w:ilvl w:val="0"/>
+          <w:numId w:val="2"/>
+        </w:numPr>
+        <w:spacing w:after="60" w:before="0" w:line="260"/>
+      </w:pPr>
+      <w:r>
+        <w:rPr>
+          <w:rFonts w:ascii="Calibri" w:cs="Calibri" w:eastAsia="Calibri" w:hAnsi="Calibri"/>
+          <w:b/>
+          <w:bCs/>
+          <w:color w:val="12181F"/>
+          <w:sz w:val="200"/>
+          <w:szCs w:val="200"/>
+        </w:rPr>
+        <w:t xml:space="preserve">Uma falha foi encontrada e corrigida no mesmo dia.</w:t>
+      </w:r>
+      <w:r>
+        <w:rPr>
+          <w:rFonts w:ascii="Calibri" w:cs="Calibri" w:eastAsia="Calibri" w:hAnsi="Calibri"/>
+          <w:color w:val="12181F"/>
+          <w:sz w:val="200"/>
+          <w:szCs w:val="200"/>
+        </w:rPr>
+        <w:t xml:space="preserve"> A primeira execução da versão de duas plataformas quebrou por incompatibilidade de tipo entre as duas origens — o identificador de campanha é numérico em uma e textual na outra. A causa foi diagnosticada, o alinhamento corrigido pelo lado que preserva o contrato já publicado, a correção validada executando a consulta antes de publicar, e a tabela reprocessada. A camada de consumo está correta e completa.</w:t>
       </w:r>
     </w:p>
     <w:p>
@@ -2622,6 +2652,206 @@
                 <w:szCs w:val="170"/>
               </w:rPr>
               <w:t xml:space="preserve">Nenhuma campanha órfã, nenhuma conta fora do catálogo, nenhuma moeda divergente.</w:t>
+            </w:r>
+          </w:p>
+        </w:tc>
+      </w:tr>
+      <w:tr>
+        <w:tc>
+          <w:tcPr>
+            <w:tcW w:type="dxa" w:w="3100"/>
+            <w:tcBorders>
+              <w:top w:val="none"/>
+              <w:left w:val="none"/>
+              <w:bottom w:val="single" w:color="DFE3E8" w:sz="4"/>
+              <w:right w:val="none"/>
+            </w:tcBorders>
+            <w:tcMar>
+              <w:top w:type="dxa" w:w="90"/>
+              <w:left w:type="dxa" w:w="110"/>
+              <w:bottom w:type="dxa" w:w="90"/>
+              <w:right w:type="dxa" w:w="110"/>
+            </w:tcMar>
+            <w:vAlign w:val="top"/>
+          </w:tcPr>
+          <w:p>
+            <w:pPr>
+              <w:spacing w:after="0" w:line="240"/>
+            </w:pPr>
+            <w:r>
+              <w:rPr>
+                <w:rFonts w:ascii="Calibri" w:cs="Calibri" w:eastAsia="Calibri" w:hAnsi="Calibri"/>
+                <w:color w:val="12181F"/>
+                <w:sz w:val="170"/>
+                <w:szCs w:val="170"/>
+              </w:rPr>
+              <w:t xml:space="preserve">Recorte geográfico contra o fato diário de Google Ads</w:t>
+            </w:r>
+          </w:p>
+        </w:tc>
+        <w:tc>
+          <w:tcPr>
+            <w:tcW w:type="dxa" w:w="2900"/>
+            <w:tcBorders>
+              <w:top w:val="none"/>
+              <w:left w:val="none"/>
+              <w:bottom w:val="single" w:color="DFE3E8" w:sz="4"/>
+              <w:right w:val="none"/>
+            </w:tcBorders>
+            <w:tcMar>
+              <w:top w:type="dxa" w:w="90"/>
+              <w:left w:type="dxa" w:w="110"/>
+              <w:bottom w:type="dxa" w:w="90"/>
+              <w:right w:type="dxa" w:w="110"/>
+            </w:tcMar>
+            <w:vAlign w:val="top"/>
+          </w:tcPr>
+          <w:p>
+            <w:pPr>
+              <w:spacing w:after="0" w:line="240"/>
+            </w:pPr>
+            <w:r>
+              <w:rPr>
+                <w:rFonts w:ascii="Calibri" w:cs="Calibri" w:eastAsia="Calibri" w:hAnsi="Calibri"/>
+                <w:b/>
+                <w:bCs/>
+                <w:color w:val="12181F"/>
+                <w:sz w:val="170"/>
+                <w:szCs w:val="170"/>
+              </w:rPr>
+              <w:t xml:space="preserve">diferença de zero, em número inteiro</w:t>
+            </w:r>
+          </w:p>
+        </w:tc>
+        <w:tc>
+          <w:tcPr>
+            <w:tcW w:type="dxa" w:w="3638"/>
+            <w:tcBorders>
+              <w:top w:val="none"/>
+              <w:left w:val="none"/>
+              <w:bottom w:val="single" w:color="DFE3E8" w:sz="4"/>
+              <w:right w:val="none"/>
+            </w:tcBorders>
+            <w:tcMar>
+              <w:top w:type="dxa" w:w="90"/>
+              <w:left w:type="dxa" w:w="110"/>
+              <w:bottom w:type="dxa" w:w="90"/>
+              <w:right w:type="dxa" w:w="110"/>
+            </w:tcMar>
+            <w:vAlign w:val="top"/>
+          </w:tcPr>
+          <w:p>
+            <w:pPr>
+              <w:spacing w:after="0" w:line="240"/>
+            </w:pPr>
+            <w:r>
+              <w:rPr>
+                <w:rFonts w:ascii="Calibri" w:cs="Calibri" w:eastAsia="Calibri" w:hAnsi="Calibri"/>
+                <w:color w:val="12181F"/>
+                <w:sz w:val="170"/>
+                <w:szCs w:val="170"/>
+              </w:rPr>
+              <w:t xml:space="preserve">1.355.603.001.705 milionésimos de real dos dois lados, e igualdade exata também na conta em dólar. O recorte cobre o investimento total sem sobra nem falta.</w:t>
+            </w:r>
+          </w:p>
+        </w:tc>
+      </w:tr>
+      <w:tr>
+        <w:tc>
+          <w:tcPr>
+            <w:tcW w:type="dxa" w:w="3100"/>
+            <w:tcBorders>
+              <w:top w:val="none"/>
+              <w:left w:val="none"/>
+              <w:bottom w:val="single" w:color="DFE3E8" w:sz="4"/>
+              <w:right w:val="none"/>
+            </w:tcBorders>
+            <w:tcMar>
+              <w:top w:type="dxa" w:w="90"/>
+              <w:left w:type="dxa" w:w="110"/>
+              <w:bottom w:type="dxa" w:w="90"/>
+              <w:right w:type="dxa" w:w="110"/>
+            </w:tcMar>
+            <w:vAlign w:val="top"/>
+          </w:tcPr>
+          <w:p>
+            <w:pPr>
+              <w:spacing w:after="0" w:line="240"/>
+            </w:pPr>
+            <w:r>
+              <w:rPr>
+                <w:rFonts w:ascii="Calibri" w:cs="Calibri" w:eastAsia="Calibri" w:hAnsi="Calibri"/>
+                <w:color w:val="12181F"/>
+                <w:sz w:val="170"/>
+                <w:szCs w:val="170"/>
+              </w:rPr>
+              <w:t xml:space="preserve">Cobertura demográfica contra a verba fora de Performance Max</w:t>
+            </w:r>
+          </w:p>
+        </w:tc>
+        <w:tc>
+          <w:tcPr>
+            <w:tcW w:type="dxa" w:w="2900"/>
+            <w:tcBorders>
+              <w:top w:val="none"/>
+              <w:left w:val="none"/>
+              <w:bottom w:val="single" w:color="DFE3E8" w:sz="4"/>
+              <w:right w:val="none"/>
+            </w:tcBorders>
+            <w:tcMar>
+              <w:top w:type="dxa" w:w="90"/>
+              <w:left w:type="dxa" w:w="110"/>
+              <w:bottom w:type="dxa" w:w="90"/>
+              <w:right w:type="dxa" w:w="110"/>
+            </w:tcMar>
+            <w:vAlign w:val="top"/>
+          </w:tcPr>
+          <w:p>
+            <w:pPr>
+              <w:spacing w:after="0" w:line="240"/>
+            </w:pPr>
+            <w:r>
+              <w:rPr>
+                <w:rFonts w:ascii="Calibri" w:cs="Calibri" w:eastAsia="Calibri" w:hAnsi="Calibri"/>
+                <w:b/>
+                <w:bCs/>
+                <w:color w:val="12181F"/>
+                <w:sz w:val="170"/>
+                <w:szCs w:val="170"/>
+              </w:rPr>
+              <w:t xml:space="preserve">diferença de zero, nas duas moedas</w:t>
+            </w:r>
+          </w:p>
+        </w:tc>
+        <w:tc>
+          <w:tcPr>
+            <w:tcW w:type="dxa" w:w="3638"/>
+            <w:tcBorders>
+              <w:top w:val="none"/>
+              <w:left w:val="none"/>
+              <w:bottom w:val="single" w:color="DFE3E8" w:sz="4"/>
+              <w:right w:val="none"/>
+            </w:tcBorders>
+            <w:tcMar>
+              <w:top w:type="dxa" w:w="90"/>
+              <w:left w:type="dxa" w:w="110"/>
+              <w:bottom w:type="dxa" w:w="90"/>
+              <w:right w:type="dxa" w:w="110"/>
+            </w:tcMar>
+            <w:vAlign w:val="top"/>
+          </w:tcPr>
+          <w:p>
+            <w:pPr>
+              <w:spacing w:after="0" w:line="240"/>
+            </w:pPr>
+            <w:r>
+              <w:rPr>
+                <w:rFonts w:ascii="Calibri" w:cs="Calibri" w:eastAsia="Calibri" w:hAnsi="Calibri"/>
+                <w:color w:val="12181F"/>
+                <w:sz w:val="170"/>
+                <w:szCs w:val="170"/>
+              </w:rPr>
+              <w:t xml:space="preserve">Confirma que a única causa da cobertura parcial é o Performance Max, e nada além dele. A relação deixou de ser aproximada e passou a ser exata.</w:t>
             </w:r>
           </w:p>
         </w:tc>
@@ -4126,6 +4356,149 @@
                 <w:sz w:val="170"/>
                 <w:szCs w:val="170"/>
               </w:rPr>
+              <w:t xml:space="preserve">O indicador de fonte defasada não distingue fonte parada de conta pausada.</w:t>
+            </w:r>
+            <w:r>
+              <w:rPr>
+                <w:rFonts w:ascii="Calibri" w:cs="Calibri" w:eastAsia="Calibri" w:hAnsi="Calibri"/>
+                <w:color w:val="12181F"/>
+                <w:sz w:val="170"/>
+                <w:szCs w:val="170"/>
+              </w:rPr>
+              <w:t xml:space="preserve"> Das 36 contas de Google Ads, 11 estão marcadas — nenhuma por falha técnica.</w:t>
+            </w:r>
+          </w:p>
+        </w:tc>
+        <w:tc>
+          <w:tcPr>
+            <w:tcW w:type="dxa" w:w="2100"/>
+            <w:tcBorders>
+              <w:top w:val="none"/>
+              <w:left w:val="none"/>
+              <w:bottom w:val="single" w:color="DFE3E8" w:sz="4"/>
+              <w:right w:val="none"/>
+            </w:tcBorders>
+            <w:tcMar>
+              <w:top w:type="dxa" w:w="90"/>
+              <w:left w:type="dxa" w:w="110"/>
+              <w:bottom w:type="dxa" w:w="90"/>
+              <w:right w:type="dxa" w:w="110"/>
+            </w:tcMar>
+            <w:vAlign w:val="top"/>
+          </w:tcPr>
+          <w:p>
+            <w:pPr>
+              <w:spacing w:after="0" w:line="240"/>
+            </w:pPr>
+            <w:r>
+              <w:rPr>
+                <w:rFonts w:ascii="Calibri" w:cs="Calibri" w:eastAsia="Calibri" w:hAnsi="Calibri"/>
+                <w:color w:val="12181F"/>
+                <w:sz w:val="170"/>
+                <w:szCs w:val="170"/>
+              </w:rPr>
+              <w:t xml:space="preserve">indicador perde utilidade em 31% das contas</w:t>
+            </w:r>
+          </w:p>
+        </w:tc>
+        <w:tc>
+          <w:tcPr>
+            <w:tcW w:type="dxa" w:w="3138"/>
+            <w:tcBorders>
+              <w:top w:val="none"/>
+              <w:left w:val="none"/>
+              <w:bottom w:val="single" w:color="DFE3E8" w:sz="4"/>
+              <w:right w:val="none"/>
+            </w:tcBorders>
+            <w:tcMar>
+              <w:top w:type="dxa" w:w="90"/>
+              <w:left w:type="dxa" w:w="110"/>
+              <w:bottom w:type="dxa" w:w="90"/>
+              <w:right w:type="dxa" w:w="110"/>
+            </w:tcMar>
+            <w:vAlign w:val="top"/>
+          </w:tcPr>
+          <w:p>
+            <w:pPr>
+              <w:spacing w:after="0" w:line="240"/>
+            </w:pPr>
+            <w:r>
+              <w:rPr>
+                <w:rFonts w:ascii="Calibri" w:cs="Calibri" w:eastAsia="Calibri" w:hAnsi="Calibri"/>
+                <w:color w:val="12181F"/>
+                <w:sz w:val="170"/>
+                <w:szCs w:val="170"/>
+              </w:rPr>
+              <w:t xml:space="preserve">São contas que pararam de anunciar, de 17 a 443 dias. Separar as duas causas exige comparar com a última extração bem-sucedida da fonte, dado que não existe nesta base. Registrado como limitação; correção depende de decisão de escopo.</w:t>
+            </w:r>
+          </w:p>
+        </w:tc>
+      </w:tr>
+      <w:tr>
+        <w:tc>
+          <w:tcPr>
+            <w:tcW w:type="dxa" w:w="900"/>
+            <w:tcBorders>
+              <w:top w:val="none"/>
+              <w:left w:val="none"/>
+              <w:bottom w:val="single" w:color="DFE3E8" w:sz="4"/>
+              <w:right w:val="none"/>
+            </w:tcBorders>
+            <w:tcMar>
+              <w:top w:type="dxa" w:w="90"/>
+              <w:left w:type="dxa" w:w="110"/>
+              <w:bottom w:type="dxa" w:w="90"/>
+              <w:right w:type="dxa" w:w="110"/>
+            </w:tcMar>
+            <w:vAlign w:val="top"/>
+          </w:tcPr>
+          <w:p>
+            <w:pPr>
+              <w:spacing w:after="0" w:line="240"/>
+            </w:pPr>
+            <w:r>
+              <w:rPr>
+                <w:rFonts w:ascii="Calibri" w:cs="Calibri" w:eastAsia="Calibri" w:hAnsi="Calibri"/>
+                <w:b/>
+                <w:bCs/>
+                <w:color w:val="8A5A00"/>
+                <w:sz w:val="170"/>
+                <w:szCs w:val="170"/>
+              </w:rPr>
+              <w:t xml:space="preserve">Médio</w:t>
+            </w:r>
+          </w:p>
+        </w:tc>
+        <w:tc>
+          <w:tcPr>
+            <w:tcW w:type="dxa" w:w="3500"/>
+            <w:tcBorders>
+              <w:top w:val="none"/>
+              <w:left w:val="none"/>
+              <w:bottom w:val="single" w:color="DFE3E8" w:sz="4"/>
+              <w:right w:val="none"/>
+            </w:tcBorders>
+            <w:tcMar>
+              <w:top w:type="dxa" w:w="90"/>
+              <w:left w:type="dxa" w:w="110"/>
+              <w:bottom w:type="dxa" w:w="90"/>
+              <w:right w:type="dxa" w:w="110"/>
+            </w:tcMar>
+            <w:vAlign w:val="top"/>
+          </w:tcPr>
+          <w:p>
+            <w:pPr>
+              <w:spacing w:after="0" w:line="240"/>
+            </w:pPr>
+            <w:r>
+              <w:rPr>
+                <w:rFonts w:ascii="Calibri" w:cs="Calibri" w:eastAsia="Calibri" w:hAnsi="Calibri"/>
+                <w:b/>
+                <w:bCs/>
+                <w:color w:val="12181F"/>
+                <w:sz w:val="170"/>
+                <w:szCs w:val="170"/>
+              </w:rPr>
               <w:t xml:space="preserve">Termo de busca contém texto digitado por pessoa.</w:t>
             </w:r>
             <w:r>
@@ -4524,11 +4897,11 @@
                 <w:rFonts w:ascii="Calibri" w:cs="Calibri" w:eastAsia="Calibri" w:hAnsi="Calibri"/>
                 <w:b/>
                 <w:bCs/>
-                <w:color w:val="8A5A00"/>
-                <w:sz w:val="170"/>
-                <w:szCs w:val="170"/>
-              </w:rPr>
-              <w:t xml:space="preserve">Agendado</w:t>
+                <w:color w:val="1C6B45"/>
+                <w:sz w:val="170"/>
+                <w:szCs w:val="170"/>
+              </w:rPr>
+              <w:t xml:space="preserve">Concluído</w:t>
             </w:r>
           </w:p>
         </w:tc>
@@ -5265,7 +5638,7 @@
           <w:sz w:val="200"/>
           <w:szCs w:val="200"/>
         </w:rPr>
-        <w:t xml:space="preserve">Os cinco recortes publicados hoje ainda não materializaram.</w:t>
+        <w:t xml:space="preserve">A camada de consumo foi reprocessada fora do ciclo automático,</w:t>
       </w:r>
       <w:r>
         <w:rPr>
@@ -5276,7 +5649,7 @@
           <w:sz w:val="200"/>
           <w:szCs w:val="200"/>
         </w:rPr>
-        <w:t xml:space="preserve"> Estavam com zero execuções às 12:39 (Manaus) e a primeira carga ocorre no ciclo das 12:43 desta terça. A conferência dos números está agendada para hoje.</w:t>
+        <w:t xml:space="preserve"> uma vez, com autorização expressa. O gatilho normal só voltaria a rodar na terça seguinte, o que deixaria a tabela oficial servindo dado de 03/09 por uma semana. A exceção foi pontual e está registrada.</w:t>
       </w:r>
     </w:p>
     <w:p>
@@ -5297,7 +5670,7 @@
           <w:sz w:val="200"/>
           <w:szCs w:val="200"/>
         </w:rPr>
-        <w:t xml:space="preserve">A cobertura de Meta na camada de consumo entra no mesmo ciclo.</w:t>
+        <w:t xml:space="preserve">A primeira execução da versão de duas plataformas falhou por erro meu de validação.</w:t>
       </w:r>
       <w:r>
         <w:rPr>
@@ -5308,7 +5681,7 @@
           <w:sz w:val="200"/>
           <w:szCs w:val="200"/>
         </w:rPr>
-        <w:t xml:space="preserve"> O código foi publicado hoje às 10:13 e a tabela ainda continha apenas Google Ads no momento desta emissão.</w:t>
+        <w:t xml:space="preserve"> Eu havia conferido o alinhamento das colunas por nome e ordem, e validado cada origem separadamente, sem executar a junção das duas. Alinhamento de tipo só se comprova executando. A lição está escrita na própria consulta, para quem for alterá-la no futuro.</w:t>
       </w:r>
     </w:p>
     <w:p>
@@ -5425,7 +5798,7 @@
           <w:sz w:val="200"/>
           <w:szCs w:val="200"/>
         </w:rPr>
-        <w:t xml:space="preserve">Uma inconsistência de medição foi encontrada e corrigida nesta data:</w:t>
+        <w:t xml:space="preserve">Duas inconsistências de medição foram encontradas e corrigidas nesta data.</w:t>
       </w:r>
       <w:r>
         <w:rPr>
@@ -5436,7 +5809,39 @@
           <w:sz w:val="200"/>
           <w:szCs w:val="200"/>
         </w:rPr>
-        <w:t xml:space="preserve"> totais de verba publicados hoje mais cedo somavam reais e dólares na mesma cifra. Os percentuais praticamente não se alteraram — a cobertura demográfica passou de 80,2% para 80,0% — mas os valores absolutos foram refeitos por moeda e a documentação corrigida, com registro do que a versão anterior afirmava.</w:t>
+        <w:t xml:space="preserve"> Totais de verba publicados mais cedo somavam reais e dólares na mesma cifra — os percentuais praticamente não se alteraram, mas os valores absolutos foram refeitos por moeda. E a coluna de investimento em unidade de moeda, por ser arredondada linha a linha, acumula centavos quando somada: a soma correta usa a coluna em milionésimos, dividida uma única vez ao final.</w:t>
+      </w:r>
+    </w:p>
+    <w:p>
+      <w:pPr>
+        <w:pStyle w:val="ListParagraph"/>
+        <w:numPr>
+          <w:ilvl w:val="0"/>
+          <w:numId w:val="2"/>
+        </w:numPr>
+        <w:spacing w:after="70" w:before="0" w:line="260"/>
+      </w:pPr>
+      <w:r>
+        <w:rPr>
+          <w:rFonts w:ascii="Calibri" w:cs="Calibri" w:eastAsia="Calibri" w:hAnsi="Calibri"/>
+          <w:b/>
+          <w:bCs/>
+          <w:color w:val="12181F"/>
+          <w:sz w:val="200"/>
+          <w:szCs w:val="200"/>
+        </w:rPr>
+        <w:t xml:space="preserve">Três contas de Google Ads integradas não têm desempenho algum</w:t>
+      </w:r>
+      <w:r>
+        <w:rPr>
+          <w:rFonts w:ascii="Calibri" w:cs="Calibri" w:eastAsia="Calibri" w:hAnsi="Calibri"/>
+          <w:b w:val="false"/>
+          <w:bCs w:val="false"/>
+          <w:color w:val="12181F"/>
+          <w:sz w:val="200"/>
+          <w:szCs w:val="200"/>
+        </w:rPr>
+        <w:t xml:space="preserve"> e por isso não aparecem em nenhuma linha nem nos recortes, que cobrem 36 contas e não 39. Ausência de linha não é investimento zero — é falta de dado.</w:t>
       </w:r>
     </w:p>
     <w:p>
